--- a/docs/sales-reform-toolkit/sto/坪井さんへの今週の依頼.docx
+++ b/docs/sales-reform-toolkit/sto/坪井さんへの今週の依頼.docx
@@ -77,7 +77,7 @@
         <w:pStyle w:val="Compact"/>
       </w:pPr>
       <w:r>
-        <w:t xml:space="preserve">マスター本体の列設計はいまは何もしなくてよいです（小澤さん着任後にSTOで設計します）</w:t>
+        <w:t xml:space="preserve">マスター本体の列設計はいまは何もしなくてよいです（小沢さん着任後にSTOで設計します）</w:t>
       </w:r>
     </w:p>
     <w:p>
@@ -392,7 +392,7 @@
     <w:name w:val="Normal"/>
     <w:qFormat/>
     <w:rPr>
-      <w:rFonts w:ascii="Yu Gothic" w:hAnsi="Yu Gothic" w:eastAsia="游ゴシック"/>
+      <w:rFonts w:ascii="Yu Gothic" w:hAnsi="Yu Gothic" w:eastAsia="游ゴシック" w:cs="Yu Gothic"/>
     </w:rPr>
   </w:style>
   <w:style w:styleId="BodyText" w:type="paragraph">
